--- a/test/generator/baseline/gen.xlsx.to.docx.docx
+++ b/test/generator/baseline/gen.xlsx.to.docx.docx
@@ -385,6 +385,9 @@
         <w:gridCol w:w="9026"/>
       </w:tblGrid>
       <w:tr>
+        <w:trPr>
+          <w:tblHeader/>
+        </w:trPr>
         <w:tc>
           <w:tcPr>
             <w:tcW w:w="0" w:type="auto"/>
@@ -879,6 +882,9 @@
         <w:gridCol w:w="1504"/>
       </w:tblGrid>
       <w:tr>
+        <w:trPr>
+          <w:tblHeader/>
+        </w:trPr>
         <w:tc>
           <w:tcPr>
             <w:tcW w:w="0" w:type="auto"/>
@@ -4797,6 +4803,9 @@
         <w:gridCol w:w="9026"/>
       </w:tblGrid>
       <w:tr>
+        <w:trPr>
+          <w:tblHeader/>
+        </w:trPr>
         <w:tc>
           <w:tcPr>
             <w:tcW w:w="0" w:type="auto"/>
@@ -5052,6 +5061,9 @@
         <w:gridCol w:w="9026"/>
       </w:tblGrid>
       <w:tr>
+        <w:trPr>
+          <w:tblHeader/>
+        </w:trPr>
         <w:tc>
           <w:tcPr>
             <w:tcW w:w="0" w:type="auto"/>
@@ -5150,6 +5162,9 @@
         <w:gridCol w:w="4513"/>
       </w:tblGrid>
       <w:tr>
+        <w:trPr>
+          <w:tblHeader/>
+        </w:trPr>
         <w:tc>
           <w:tcPr>
             <w:tcW w:w="0" w:type="auto"/>
@@ -5800,6 +5815,9 @@
         <w:gridCol w:w="2256"/>
       </w:tblGrid>
       <w:tr>
+        <w:trPr>
+          <w:tblHeader/>
+        </w:trPr>
         <w:tc>
           <w:tcPr>
             <w:tcW w:w="0" w:type="auto"/>

--- a/test/generator/baseline/gen.xlsx.to.docx.docx
+++ b/test/generator/baseline/gen.xlsx.to.docx.docx
@@ -24,7 +24,8 @@
         </w:tblBorders>
       </w:tblPr>
       <w:tblGrid>
-        <w:gridCol w:w="9026"/>
+        <w:gridCol w:w="4513"/>
+        <w:gridCol w:w="4513"/>
       </w:tblGrid>
       <w:tr>
         <w:tc>
@@ -172,6 +173,1650 @@
           <w:tcPr>
             <w:tcW w:w="0" w:type="auto"/>
           </w:tcPr>
+          <w:p/>
+        </w:tc>
+        <w:tc>
+          <w:tcPr>
+            <w:tcW w:w="0" w:type="auto"/>
+          </w:tcPr>
+          <w:p/>
+        </w:tc>
+      </w:tr>
+      <w:tr>
+        <w:tc>
+          <w:tcPr>
+            <w:tcW w:w="0" w:type="auto"/>
+          </w:tcPr>
+          <w:p/>
+        </w:tc>
+        <w:tc>
+          <w:tcPr>
+            <w:tcW w:w="0" w:type="auto"/>
+          </w:tcPr>
+          <w:p/>
+        </w:tc>
+      </w:tr>
+      <w:tr>
+        <w:tc>
+          <w:tcPr>
+            <w:tcW w:w="0" w:type="auto"/>
+          </w:tcPr>
+          <w:p/>
+        </w:tc>
+        <w:tc>
+          <w:tcPr>
+            <w:tcW w:w="0" w:type="auto"/>
+          </w:tcPr>
+          <w:p/>
+        </w:tc>
+      </w:tr>
+      <w:tr>
+        <w:tc>
+          <w:tcPr>
+            <w:tcW w:w="0" w:type="auto"/>
+          </w:tcPr>
+          <w:p/>
+        </w:tc>
+        <w:tc>
+          <w:tcPr>
+            <w:tcW w:w="0" w:type="auto"/>
+          </w:tcPr>
+          <w:p/>
+        </w:tc>
+      </w:tr>
+      <w:tr>
+        <w:tc>
+          <w:tcPr>
+            <w:tcW w:w="0" w:type="auto"/>
+          </w:tcPr>
+          <w:p/>
+        </w:tc>
+        <w:tc>
+          <w:tcPr>
+            <w:tcW w:w="0" w:type="auto"/>
+          </w:tcPr>
+          <w:p/>
+        </w:tc>
+      </w:tr>
+      <w:tr>
+        <w:tc>
+          <w:tcPr>
+            <w:tcW w:w="0" w:type="auto"/>
+          </w:tcPr>
+          <w:p/>
+        </w:tc>
+        <w:tc>
+          <w:tcPr>
+            <w:tcW w:w="0" w:type="auto"/>
+          </w:tcPr>
+          <w:p/>
+        </w:tc>
+      </w:tr>
+      <w:tr>
+        <w:tc>
+          <w:tcPr>
+            <w:tcW w:w="0" w:type="auto"/>
+          </w:tcPr>
+          <w:p/>
+        </w:tc>
+        <w:tc>
+          <w:tcPr>
+            <w:tcW w:w="0" w:type="auto"/>
+          </w:tcPr>
+          <w:p/>
+        </w:tc>
+      </w:tr>
+      <w:tr>
+        <w:tc>
+          <w:tcPr>
+            <w:tcW w:w="0" w:type="auto"/>
+          </w:tcPr>
+          <w:p/>
+        </w:tc>
+        <w:tc>
+          <w:tcPr>
+            <w:tcW w:w="0" w:type="auto"/>
+          </w:tcPr>
+          <w:p/>
+        </w:tc>
+      </w:tr>
+      <w:tr>
+        <w:tc>
+          <w:tcPr>
+            <w:tcW w:w="0" w:type="auto"/>
+          </w:tcPr>
+          <w:p/>
+        </w:tc>
+        <w:tc>
+          <w:tcPr>
+            <w:tcW w:w="0" w:type="auto"/>
+          </w:tcPr>
+          <w:p/>
+        </w:tc>
+      </w:tr>
+      <w:tr>
+        <w:tc>
+          <w:tcPr>
+            <w:tcW w:w="0" w:type="auto"/>
+          </w:tcPr>
+          <w:p/>
+        </w:tc>
+        <w:tc>
+          <w:tcPr>
+            <w:tcW w:w="0" w:type="auto"/>
+          </w:tcPr>
+          <w:p/>
+        </w:tc>
+      </w:tr>
+      <w:tr>
+        <w:tc>
+          <w:tcPr>
+            <w:tcW w:w="0" w:type="auto"/>
+          </w:tcPr>
+          <w:p/>
+        </w:tc>
+        <w:tc>
+          <w:tcPr>
+            <w:tcW w:w="0" w:type="auto"/>
+          </w:tcPr>
+          <w:p/>
+        </w:tc>
+      </w:tr>
+      <w:tr>
+        <w:tc>
+          <w:tcPr>
+            <w:tcW w:w="0" w:type="auto"/>
+          </w:tcPr>
+          <w:p/>
+        </w:tc>
+        <w:tc>
+          <w:tcPr>
+            <w:tcW w:w="0" w:type="auto"/>
+          </w:tcPr>
+          <w:p/>
+        </w:tc>
+      </w:tr>
+      <w:tr>
+        <w:tc>
+          <w:tcPr>
+            <w:tcW w:w="0" w:type="auto"/>
+          </w:tcPr>
+          <w:p/>
+        </w:tc>
+        <w:tc>
+          <w:tcPr>
+            <w:tcW w:w="0" w:type="auto"/>
+          </w:tcPr>
+          <w:p/>
+        </w:tc>
+      </w:tr>
+      <w:tr>
+        <w:tc>
+          <w:tcPr>
+            <w:tcW w:w="0" w:type="auto"/>
+          </w:tcPr>
+          <w:p/>
+        </w:tc>
+        <w:tc>
+          <w:tcPr>
+            <w:tcW w:w="0" w:type="auto"/>
+          </w:tcPr>
+          <w:p/>
+        </w:tc>
+      </w:tr>
+      <w:tr>
+        <w:tc>
+          <w:tcPr>
+            <w:tcW w:w="0" w:type="auto"/>
+          </w:tcPr>
+          <w:p/>
+        </w:tc>
+        <w:tc>
+          <w:tcPr>
+            <w:tcW w:w="0" w:type="auto"/>
+          </w:tcPr>
+          <w:p/>
+        </w:tc>
+      </w:tr>
+      <w:tr>
+        <w:tc>
+          <w:tcPr>
+            <w:tcW w:w="0" w:type="auto"/>
+          </w:tcPr>
+          <w:p/>
+        </w:tc>
+        <w:tc>
+          <w:tcPr>
+            <w:tcW w:w="0" w:type="auto"/>
+          </w:tcPr>
+          <w:p/>
+        </w:tc>
+      </w:tr>
+      <w:tr>
+        <w:tc>
+          <w:tcPr>
+            <w:tcW w:w="0" w:type="auto"/>
+          </w:tcPr>
+          <w:p/>
+        </w:tc>
+        <w:tc>
+          <w:tcPr>
+            <w:tcW w:w="0" w:type="auto"/>
+          </w:tcPr>
+          <w:p/>
+        </w:tc>
+      </w:tr>
+      <w:tr>
+        <w:tc>
+          <w:tcPr>
+            <w:tcW w:w="0" w:type="auto"/>
+          </w:tcPr>
+          <w:p/>
+        </w:tc>
+        <w:tc>
+          <w:tcPr>
+            <w:tcW w:w="0" w:type="auto"/>
+          </w:tcPr>
+          <w:p/>
+        </w:tc>
+      </w:tr>
+      <w:tr>
+        <w:tc>
+          <w:tcPr>
+            <w:tcW w:w="0" w:type="auto"/>
+          </w:tcPr>
+          <w:p/>
+        </w:tc>
+        <w:tc>
+          <w:tcPr>
+            <w:tcW w:w="0" w:type="auto"/>
+          </w:tcPr>
+          <w:p/>
+        </w:tc>
+      </w:tr>
+      <w:tr>
+        <w:tc>
+          <w:tcPr>
+            <w:tcW w:w="0" w:type="auto"/>
+          </w:tcPr>
+          <w:p/>
+        </w:tc>
+        <w:tc>
+          <w:tcPr>
+            <w:tcW w:w="0" w:type="auto"/>
+          </w:tcPr>
+          <w:p/>
+        </w:tc>
+      </w:tr>
+      <w:tr>
+        <w:tc>
+          <w:tcPr>
+            <w:tcW w:w="0" w:type="auto"/>
+          </w:tcPr>
+          <w:p/>
+        </w:tc>
+        <w:tc>
+          <w:tcPr>
+            <w:tcW w:w="0" w:type="auto"/>
+          </w:tcPr>
+          <w:p/>
+        </w:tc>
+      </w:tr>
+      <w:tr>
+        <w:tc>
+          <w:tcPr>
+            <w:tcW w:w="0" w:type="auto"/>
+          </w:tcPr>
+          <w:p/>
+        </w:tc>
+        <w:tc>
+          <w:tcPr>
+            <w:tcW w:w="0" w:type="auto"/>
+          </w:tcPr>
+          <w:p/>
+        </w:tc>
+      </w:tr>
+      <w:tr>
+        <w:tc>
+          <w:tcPr>
+            <w:tcW w:w="0" w:type="auto"/>
+          </w:tcPr>
+          <w:p/>
+        </w:tc>
+        <w:tc>
+          <w:tcPr>
+            <w:tcW w:w="0" w:type="auto"/>
+          </w:tcPr>
+          <w:p/>
+        </w:tc>
+      </w:tr>
+      <w:tr>
+        <w:tc>
+          <w:tcPr>
+            <w:tcW w:w="0" w:type="auto"/>
+          </w:tcPr>
+          <w:p/>
+        </w:tc>
+        <w:tc>
+          <w:tcPr>
+            <w:tcW w:w="0" w:type="auto"/>
+          </w:tcPr>
+          <w:p/>
+        </w:tc>
+      </w:tr>
+      <w:tr>
+        <w:tc>
+          <w:tcPr>
+            <w:tcW w:w="0" w:type="auto"/>
+          </w:tcPr>
+          <w:p/>
+        </w:tc>
+        <w:tc>
+          <w:tcPr>
+            <w:tcW w:w="0" w:type="auto"/>
+          </w:tcPr>
+          <w:p/>
+        </w:tc>
+      </w:tr>
+      <w:tr>
+        <w:tc>
+          <w:tcPr>
+            <w:tcW w:w="0" w:type="auto"/>
+          </w:tcPr>
+          <w:p/>
+        </w:tc>
+        <w:tc>
+          <w:tcPr>
+            <w:tcW w:w="0" w:type="auto"/>
+          </w:tcPr>
+          <w:p/>
+        </w:tc>
+      </w:tr>
+      <w:tr>
+        <w:tc>
+          <w:tcPr>
+            <w:tcW w:w="0" w:type="auto"/>
+          </w:tcPr>
+          <w:p/>
+        </w:tc>
+        <w:tc>
+          <w:tcPr>
+            <w:tcW w:w="0" w:type="auto"/>
+          </w:tcPr>
+          <w:p/>
+        </w:tc>
+      </w:tr>
+      <w:tr>
+        <w:tc>
+          <w:tcPr>
+            <w:tcW w:w="0" w:type="auto"/>
+          </w:tcPr>
+          <w:p/>
+        </w:tc>
+        <w:tc>
+          <w:tcPr>
+            <w:tcW w:w="0" w:type="auto"/>
+          </w:tcPr>
+          <w:p/>
+        </w:tc>
+      </w:tr>
+      <w:tr>
+        <w:tc>
+          <w:tcPr>
+            <w:tcW w:w="0" w:type="auto"/>
+          </w:tcPr>
+          <w:p/>
+        </w:tc>
+        <w:tc>
+          <w:tcPr>
+            <w:tcW w:w="0" w:type="auto"/>
+          </w:tcPr>
+          <w:p/>
+        </w:tc>
+      </w:tr>
+      <w:tr>
+        <w:tc>
+          <w:tcPr>
+            <w:tcW w:w="0" w:type="auto"/>
+          </w:tcPr>
+          <w:p/>
+        </w:tc>
+        <w:tc>
+          <w:tcPr>
+            <w:tcW w:w="0" w:type="auto"/>
+          </w:tcPr>
+          <w:p/>
+        </w:tc>
+      </w:tr>
+      <w:tr>
+        <w:tc>
+          <w:tcPr>
+            <w:tcW w:w="0" w:type="auto"/>
+          </w:tcPr>
+          <w:p/>
+        </w:tc>
+        <w:tc>
+          <w:tcPr>
+            <w:tcW w:w="0" w:type="auto"/>
+          </w:tcPr>
+          <w:p/>
+        </w:tc>
+      </w:tr>
+      <w:tr>
+        <w:tc>
+          <w:tcPr>
+            <w:tcW w:w="0" w:type="auto"/>
+          </w:tcPr>
+          <w:p/>
+        </w:tc>
+        <w:tc>
+          <w:tcPr>
+            <w:tcW w:w="0" w:type="auto"/>
+          </w:tcPr>
+          <w:p/>
+        </w:tc>
+      </w:tr>
+      <w:tr>
+        <w:tc>
+          <w:tcPr>
+            <w:tcW w:w="0" w:type="auto"/>
+          </w:tcPr>
+          <w:p/>
+        </w:tc>
+        <w:tc>
+          <w:tcPr>
+            <w:tcW w:w="0" w:type="auto"/>
+          </w:tcPr>
+          <w:p/>
+        </w:tc>
+      </w:tr>
+      <w:tr>
+        <w:tc>
+          <w:tcPr>
+            <w:tcW w:w="0" w:type="auto"/>
+          </w:tcPr>
+          <w:p/>
+        </w:tc>
+        <w:tc>
+          <w:tcPr>
+            <w:tcW w:w="0" w:type="auto"/>
+          </w:tcPr>
+          <w:p/>
+        </w:tc>
+      </w:tr>
+      <w:tr>
+        <w:tc>
+          <w:tcPr>
+            <w:tcW w:w="0" w:type="auto"/>
+          </w:tcPr>
+          <w:p/>
+        </w:tc>
+        <w:tc>
+          <w:tcPr>
+            <w:tcW w:w="0" w:type="auto"/>
+          </w:tcPr>
+          <w:p/>
+        </w:tc>
+      </w:tr>
+      <w:tr>
+        <w:tc>
+          <w:tcPr>
+            <w:tcW w:w="0" w:type="auto"/>
+          </w:tcPr>
+          <w:p/>
+        </w:tc>
+        <w:tc>
+          <w:tcPr>
+            <w:tcW w:w="0" w:type="auto"/>
+          </w:tcPr>
+          <w:p/>
+        </w:tc>
+      </w:tr>
+      <w:tr>
+        <w:tc>
+          <w:tcPr>
+            <w:tcW w:w="0" w:type="auto"/>
+          </w:tcPr>
+          <w:p/>
+        </w:tc>
+        <w:tc>
+          <w:tcPr>
+            <w:tcW w:w="0" w:type="auto"/>
+          </w:tcPr>
+          <w:p/>
+        </w:tc>
+      </w:tr>
+      <w:tr>
+        <w:tc>
+          <w:tcPr>
+            <w:tcW w:w="0" w:type="auto"/>
+          </w:tcPr>
+          <w:p/>
+        </w:tc>
+        <w:tc>
+          <w:tcPr>
+            <w:tcW w:w="0" w:type="auto"/>
+          </w:tcPr>
+          <w:p/>
+        </w:tc>
+      </w:tr>
+      <w:tr>
+        <w:tc>
+          <w:tcPr>
+            <w:tcW w:w="0" w:type="auto"/>
+          </w:tcPr>
+          <w:p/>
+        </w:tc>
+        <w:tc>
+          <w:tcPr>
+            <w:tcW w:w="0" w:type="auto"/>
+          </w:tcPr>
+          <w:p/>
+        </w:tc>
+      </w:tr>
+      <w:tr>
+        <w:tc>
+          <w:tcPr>
+            <w:tcW w:w="0" w:type="auto"/>
+          </w:tcPr>
+          <w:p/>
+        </w:tc>
+        <w:tc>
+          <w:tcPr>
+            <w:tcW w:w="0" w:type="auto"/>
+          </w:tcPr>
+          <w:p/>
+        </w:tc>
+      </w:tr>
+      <w:tr>
+        <w:tc>
+          <w:tcPr>
+            <w:tcW w:w="0" w:type="auto"/>
+          </w:tcPr>
+          <w:p/>
+        </w:tc>
+        <w:tc>
+          <w:tcPr>
+            <w:tcW w:w="0" w:type="auto"/>
+          </w:tcPr>
+          <w:p/>
+        </w:tc>
+      </w:tr>
+      <w:tr>
+        <w:tc>
+          <w:tcPr>
+            <w:tcW w:w="0" w:type="auto"/>
+          </w:tcPr>
+          <w:p/>
+        </w:tc>
+        <w:tc>
+          <w:tcPr>
+            <w:tcW w:w="0" w:type="auto"/>
+          </w:tcPr>
+          <w:p/>
+        </w:tc>
+      </w:tr>
+      <w:tr>
+        <w:tc>
+          <w:tcPr>
+            <w:tcW w:w="0" w:type="auto"/>
+          </w:tcPr>
+          <w:p/>
+        </w:tc>
+        <w:tc>
+          <w:tcPr>
+            <w:tcW w:w="0" w:type="auto"/>
+          </w:tcPr>
+          <w:p/>
+        </w:tc>
+      </w:tr>
+      <w:tr>
+        <w:tc>
+          <w:tcPr>
+            <w:tcW w:w="0" w:type="auto"/>
+          </w:tcPr>
+          <w:p/>
+        </w:tc>
+        <w:tc>
+          <w:tcPr>
+            <w:tcW w:w="0" w:type="auto"/>
+          </w:tcPr>
+          <w:p/>
+        </w:tc>
+      </w:tr>
+      <w:tr>
+        <w:tc>
+          <w:tcPr>
+            <w:tcW w:w="0" w:type="auto"/>
+          </w:tcPr>
+          <w:p/>
+        </w:tc>
+        <w:tc>
+          <w:tcPr>
+            <w:tcW w:w="0" w:type="auto"/>
+          </w:tcPr>
+          <w:p/>
+        </w:tc>
+      </w:tr>
+      <w:tr>
+        <w:tc>
+          <w:tcPr>
+            <w:tcW w:w="0" w:type="auto"/>
+          </w:tcPr>
+          <w:p/>
+        </w:tc>
+        <w:tc>
+          <w:tcPr>
+            <w:tcW w:w="0" w:type="auto"/>
+          </w:tcPr>
+          <w:p/>
+        </w:tc>
+      </w:tr>
+      <w:tr>
+        <w:tc>
+          <w:tcPr>
+            <w:tcW w:w="0" w:type="auto"/>
+          </w:tcPr>
+          <w:p/>
+        </w:tc>
+        <w:tc>
+          <w:tcPr>
+            <w:tcW w:w="0" w:type="auto"/>
+          </w:tcPr>
+          <w:p/>
+        </w:tc>
+      </w:tr>
+      <w:tr>
+        <w:tc>
+          <w:tcPr>
+            <w:tcW w:w="0" w:type="auto"/>
+          </w:tcPr>
+          <w:p/>
+        </w:tc>
+        <w:tc>
+          <w:tcPr>
+            <w:tcW w:w="0" w:type="auto"/>
+          </w:tcPr>
+          <w:p/>
+        </w:tc>
+      </w:tr>
+      <w:tr>
+        <w:tc>
+          <w:tcPr>
+            <w:tcW w:w="0" w:type="auto"/>
+          </w:tcPr>
+          <w:p/>
+        </w:tc>
+        <w:tc>
+          <w:tcPr>
+            <w:tcW w:w="0" w:type="auto"/>
+          </w:tcPr>
+          <w:p/>
+        </w:tc>
+      </w:tr>
+      <w:tr>
+        <w:tc>
+          <w:tcPr>
+            <w:tcW w:w="0" w:type="auto"/>
+          </w:tcPr>
+          <w:p/>
+        </w:tc>
+        <w:tc>
+          <w:tcPr>
+            <w:tcW w:w="0" w:type="auto"/>
+          </w:tcPr>
+          <w:p/>
+        </w:tc>
+      </w:tr>
+      <w:tr>
+        <w:tc>
+          <w:tcPr>
+            <w:tcW w:w="0" w:type="auto"/>
+          </w:tcPr>
+          <w:p/>
+        </w:tc>
+        <w:tc>
+          <w:tcPr>
+            <w:tcW w:w="0" w:type="auto"/>
+          </w:tcPr>
+          <w:p/>
+        </w:tc>
+      </w:tr>
+      <w:tr>
+        <w:tc>
+          <w:tcPr>
+            <w:tcW w:w="0" w:type="auto"/>
+          </w:tcPr>
+          <w:p/>
+        </w:tc>
+        <w:tc>
+          <w:tcPr>
+            <w:tcW w:w="0" w:type="auto"/>
+          </w:tcPr>
+          <w:p/>
+        </w:tc>
+      </w:tr>
+      <w:tr>
+        <w:tc>
+          <w:tcPr>
+            <w:tcW w:w="0" w:type="auto"/>
+          </w:tcPr>
+          <w:p/>
+        </w:tc>
+        <w:tc>
+          <w:tcPr>
+            <w:tcW w:w="0" w:type="auto"/>
+          </w:tcPr>
+          <w:p/>
+        </w:tc>
+      </w:tr>
+      <w:tr>
+        <w:tc>
+          <w:tcPr>
+            <w:tcW w:w="0" w:type="auto"/>
+          </w:tcPr>
+          <w:p/>
+        </w:tc>
+        <w:tc>
+          <w:tcPr>
+            <w:tcW w:w="0" w:type="auto"/>
+          </w:tcPr>
+          <w:p/>
+        </w:tc>
+      </w:tr>
+      <w:tr>
+        <w:tc>
+          <w:tcPr>
+            <w:tcW w:w="0" w:type="auto"/>
+          </w:tcPr>
+          <w:p/>
+        </w:tc>
+        <w:tc>
+          <w:tcPr>
+            <w:tcW w:w="0" w:type="auto"/>
+          </w:tcPr>
+          <w:p/>
+        </w:tc>
+      </w:tr>
+      <w:tr>
+        <w:tc>
+          <w:tcPr>
+            <w:tcW w:w="0" w:type="auto"/>
+          </w:tcPr>
+          <w:p/>
+        </w:tc>
+        <w:tc>
+          <w:tcPr>
+            <w:tcW w:w="0" w:type="auto"/>
+          </w:tcPr>
+          <w:p/>
+        </w:tc>
+      </w:tr>
+      <w:tr>
+        <w:tc>
+          <w:tcPr>
+            <w:tcW w:w="0" w:type="auto"/>
+          </w:tcPr>
+          <w:p/>
+        </w:tc>
+        <w:tc>
+          <w:tcPr>
+            <w:tcW w:w="0" w:type="auto"/>
+          </w:tcPr>
+          <w:p/>
+        </w:tc>
+      </w:tr>
+      <w:tr>
+        <w:tc>
+          <w:tcPr>
+            <w:tcW w:w="0" w:type="auto"/>
+          </w:tcPr>
+          <w:p/>
+        </w:tc>
+        <w:tc>
+          <w:tcPr>
+            <w:tcW w:w="0" w:type="auto"/>
+          </w:tcPr>
+          <w:p/>
+        </w:tc>
+      </w:tr>
+      <w:tr>
+        <w:tc>
+          <w:tcPr>
+            <w:tcW w:w="0" w:type="auto"/>
+          </w:tcPr>
+          <w:p/>
+        </w:tc>
+        <w:tc>
+          <w:tcPr>
+            <w:tcW w:w="0" w:type="auto"/>
+          </w:tcPr>
+          <w:p/>
+        </w:tc>
+      </w:tr>
+      <w:tr>
+        <w:tc>
+          <w:tcPr>
+            <w:tcW w:w="0" w:type="auto"/>
+          </w:tcPr>
+          <w:p/>
+        </w:tc>
+        <w:tc>
+          <w:tcPr>
+            <w:tcW w:w="0" w:type="auto"/>
+          </w:tcPr>
+          <w:p/>
+        </w:tc>
+      </w:tr>
+      <w:tr>
+        <w:tc>
+          <w:tcPr>
+            <w:tcW w:w="0" w:type="auto"/>
+          </w:tcPr>
+          <w:p/>
+        </w:tc>
+        <w:tc>
+          <w:tcPr>
+            <w:tcW w:w="0" w:type="auto"/>
+          </w:tcPr>
+          <w:p/>
+        </w:tc>
+      </w:tr>
+      <w:tr>
+        <w:tc>
+          <w:tcPr>
+            <w:tcW w:w="0" w:type="auto"/>
+          </w:tcPr>
+          <w:p/>
+        </w:tc>
+        <w:tc>
+          <w:tcPr>
+            <w:tcW w:w="0" w:type="auto"/>
+          </w:tcPr>
+          <w:p/>
+        </w:tc>
+      </w:tr>
+      <w:tr>
+        <w:tc>
+          <w:tcPr>
+            <w:tcW w:w="0" w:type="auto"/>
+          </w:tcPr>
+          <w:p/>
+        </w:tc>
+        <w:tc>
+          <w:tcPr>
+            <w:tcW w:w="0" w:type="auto"/>
+          </w:tcPr>
+          <w:p/>
+        </w:tc>
+      </w:tr>
+      <w:tr>
+        <w:tc>
+          <w:tcPr>
+            <w:tcW w:w="0" w:type="auto"/>
+          </w:tcPr>
+          <w:p/>
+        </w:tc>
+        <w:tc>
+          <w:tcPr>
+            <w:tcW w:w="0" w:type="auto"/>
+          </w:tcPr>
+          <w:p/>
+        </w:tc>
+      </w:tr>
+      <w:tr>
+        <w:tc>
+          <w:tcPr>
+            <w:tcW w:w="0" w:type="auto"/>
+          </w:tcPr>
+          <w:p/>
+        </w:tc>
+        <w:tc>
+          <w:tcPr>
+            <w:tcW w:w="0" w:type="auto"/>
+          </w:tcPr>
+          <w:p/>
+        </w:tc>
+      </w:tr>
+      <w:tr>
+        <w:tc>
+          <w:tcPr>
+            <w:tcW w:w="0" w:type="auto"/>
+          </w:tcPr>
+          <w:p/>
+        </w:tc>
+        <w:tc>
+          <w:tcPr>
+            <w:tcW w:w="0" w:type="auto"/>
+          </w:tcPr>
+          <w:p/>
+        </w:tc>
+      </w:tr>
+      <w:tr>
+        <w:tc>
+          <w:tcPr>
+            <w:tcW w:w="0" w:type="auto"/>
+          </w:tcPr>
+          <w:p/>
+        </w:tc>
+        <w:tc>
+          <w:tcPr>
+            <w:tcW w:w="0" w:type="auto"/>
+          </w:tcPr>
+          <w:p/>
+        </w:tc>
+      </w:tr>
+      <w:tr>
+        <w:tc>
+          <w:tcPr>
+            <w:tcW w:w="0" w:type="auto"/>
+          </w:tcPr>
+          <w:p/>
+        </w:tc>
+        <w:tc>
+          <w:tcPr>
+            <w:tcW w:w="0" w:type="auto"/>
+          </w:tcPr>
+          <w:p/>
+        </w:tc>
+      </w:tr>
+      <w:tr>
+        <w:tc>
+          <w:tcPr>
+            <w:tcW w:w="0" w:type="auto"/>
+          </w:tcPr>
+          <w:p/>
+        </w:tc>
+        <w:tc>
+          <w:tcPr>
+            <w:tcW w:w="0" w:type="auto"/>
+          </w:tcPr>
+          <w:p/>
+        </w:tc>
+      </w:tr>
+      <w:tr>
+        <w:tc>
+          <w:tcPr>
+            <w:tcW w:w="0" w:type="auto"/>
+          </w:tcPr>
+          <w:p/>
+        </w:tc>
+        <w:tc>
+          <w:tcPr>
+            <w:tcW w:w="0" w:type="auto"/>
+          </w:tcPr>
+          <w:p/>
+        </w:tc>
+      </w:tr>
+      <w:tr>
+        <w:tc>
+          <w:tcPr>
+            <w:tcW w:w="0" w:type="auto"/>
+          </w:tcPr>
+          <w:p/>
+        </w:tc>
+        <w:tc>
+          <w:tcPr>
+            <w:tcW w:w="0" w:type="auto"/>
+          </w:tcPr>
+          <w:p/>
+        </w:tc>
+      </w:tr>
+      <w:tr>
+        <w:tc>
+          <w:tcPr>
+            <w:tcW w:w="0" w:type="auto"/>
+          </w:tcPr>
+          <w:p/>
+        </w:tc>
+        <w:tc>
+          <w:tcPr>
+            <w:tcW w:w="0" w:type="auto"/>
+          </w:tcPr>
+          <w:p/>
+        </w:tc>
+      </w:tr>
+      <w:tr>
+        <w:tc>
+          <w:tcPr>
+            <w:tcW w:w="0" w:type="auto"/>
+          </w:tcPr>
+          <w:p/>
+        </w:tc>
+        <w:tc>
+          <w:tcPr>
+            <w:tcW w:w="0" w:type="auto"/>
+          </w:tcPr>
+          <w:p/>
+        </w:tc>
+      </w:tr>
+      <w:tr>
+        <w:tc>
+          <w:tcPr>
+            <w:tcW w:w="0" w:type="auto"/>
+          </w:tcPr>
+          <w:p/>
+        </w:tc>
+        <w:tc>
+          <w:tcPr>
+            <w:tcW w:w="0" w:type="auto"/>
+          </w:tcPr>
+          <w:p/>
+        </w:tc>
+      </w:tr>
+      <w:tr>
+        <w:tc>
+          <w:tcPr>
+            <w:tcW w:w="0" w:type="auto"/>
+          </w:tcPr>
+          <w:p/>
+        </w:tc>
+        <w:tc>
+          <w:tcPr>
+            <w:tcW w:w="0" w:type="auto"/>
+          </w:tcPr>
+          <w:p/>
+        </w:tc>
+      </w:tr>
+      <w:tr>
+        <w:tc>
+          <w:tcPr>
+            <w:tcW w:w="0" w:type="auto"/>
+          </w:tcPr>
+          <w:p/>
+        </w:tc>
+        <w:tc>
+          <w:tcPr>
+            <w:tcW w:w="0" w:type="auto"/>
+          </w:tcPr>
+          <w:p/>
+        </w:tc>
+      </w:tr>
+      <w:tr>
+        <w:tc>
+          <w:tcPr>
+            <w:tcW w:w="0" w:type="auto"/>
+          </w:tcPr>
+          <w:p/>
+        </w:tc>
+        <w:tc>
+          <w:tcPr>
+            <w:tcW w:w="0" w:type="auto"/>
+          </w:tcPr>
+          <w:p/>
+        </w:tc>
+      </w:tr>
+      <w:tr>
+        <w:tc>
+          <w:tcPr>
+            <w:tcW w:w="0" w:type="auto"/>
+          </w:tcPr>
+          <w:p/>
+        </w:tc>
+        <w:tc>
+          <w:tcPr>
+            <w:tcW w:w="0" w:type="auto"/>
+          </w:tcPr>
+          <w:p/>
+        </w:tc>
+      </w:tr>
+      <w:tr>
+        <w:tc>
+          <w:tcPr>
+            <w:tcW w:w="0" w:type="auto"/>
+          </w:tcPr>
+          <w:p/>
+        </w:tc>
+        <w:tc>
+          <w:tcPr>
+            <w:tcW w:w="0" w:type="auto"/>
+          </w:tcPr>
+          <w:p/>
+        </w:tc>
+      </w:tr>
+      <w:tr>
+        <w:tc>
+          <w:tcPr>
+            <w:tcW w:w="0" w:type="auto"/>
+          </w:tcPr>
+          <w:p/>
+        </w:tc>
+        <w:tc>
+          <w:tcPr>
+            <w:tcW w:w="0" w:type="auto"/>
+          </w:tcPr>
+          <w:p/>
+        </w:tc>
+      </w:tr>
+      <w:tr>
+        <w:tc>
+          <w:tcPr>
+            <w:tcW w:w="0" w:type="auto"/>
+          </w:tcPr>
+          <w:p/>
+        </w:tc>
+        <w:tc>
+          <w:tcPr>
+            <w:tcW w:w="0" w:type="auto"/>
+          </w:tcPr>
+          <w:p/>
+        </w:tc>
+      </w:tr>
+      <w:tr>
+        <w:tc>
+          <w:tcPr>
+            <w:tcW w:w="0" w:type="auto"/>
+          </w:tcPr>
+          <w:p/>
+        </w:tc>
+        <w:tc>
+          <w:tcPr>
+            <w:tcW w:w="0" w:type="auto"/>
+          </w:tcPr>
+          <w:p/>
+        </w:tc>
+      </w:tr>
+      <w:tr>
+        <w:tc>
+          <w:tcPr>
+            <w:tcW w:w="0" w:type="auto"/>
+          </w:tcPr>
+          <w:p/>
+        </w:tc>
+        <w:tc>
+          <w:tcPr>
+            <w:tcW w:w="0" w:type="auto"/>
+          </w:tcPr>
+          <w:p/>
+        </w:tc>
+      </w:tr>
+      <w:tr>
+        <w:tc>
+          <w:tcPr>
+            <w:tcW w:w="0" w:type="auto"/>
+          </w:tcPr>
+          <w:p/>
+        </w:tc>
+        <w:tc>
+          <w:tcPr>
+            <w:tcW w:w="0" w:type="auto"/>
+          </w:tcPr>
+          <w:p/>
+        </w:tc>
+      </w:tr>
+      <w:tr>
+        <w:tc>
+          <w:tcPr>
+            <w:tcW w:w="0" w:type="auto"/>
+          </w:tcPr>
+          <w:p/>
+        </w:tc>
+        <w:tc>
+          <w:tcPr>
+            <w:tcW w:w="0" w:type="auto"/>
+          </w:tcPr>
+          <w:p/>
+        </w:tc>
+      </w:tr>
+      <w:tr>
+        <w:tc>
+          <w:tcPr>
+            <w:tcW w:w="0" w:type="auto"/>
+          </w:tcPr>
+          <w:p/>
+        </w:tc>
+        <w:tc>
+          <w:tcPr>
+            <w:tcW w:w="0" w:type="auto"/>
+          </w:tcPr>
+          <w:p/>
+        </w:tc>
+      </w:tr>
+      <w:tr>
+        <w:tc>
+          <w:tcPr>
+            <w:tcW w:w="0" w:type="auto"/>
+          </w:tcPr>
+          <w:p/>
+        </w:tc>
+        <w:tc>
+          <w:tcPr>
+            <w:tcW w:w="0" w:type="auto"/>
+          </w:tcPr>
+          <w:p/>
+        </w:tc>
+      </w:tr>
+      <w:tr>
+        <w:tc>
+          <w:tcPr>
+            <w:tcW w:w="0" w:type="auto"/>
+          </w:tcPr>
+          <w:p/>
+        </w:tc>
+        <w:tc>
+          <w:tcPr>
+            <w:tcW w:w="0" w:type="auto"/>
+          </w:tcPr>
+          <w:p/>
+        </w:tc>
+      </w:tr>
+      <w:tr>
+        <w:tc>
+          <w:tcPr>
+            <w:tcW w:w="0" w:type="auto"/>
+          </w:tcPr>
+          <w:p/>
+        </w:tc>
+        <w:tc>
+          <w:tcPr>
+            <w:tcW w:w="0" w:type="auto"/>
+          </w:tcPr>
+          <w:p/>
+        </w:tc>
+      </w:tr>
+      <w:tr>
+        <w:tc>
+          <w:tcPr>
+            <w:tcW w:w="0" w:type="auto"/>
+          </w:tcPr>
+          <w:p/>
+        </w:tc>
+        <w:tc>
+          <w:tcPr>
+            <w:tcW w:w="0" w:type="auto"/>
+          </w:tcPr>
+          <w:p/>
+        </w:tc>
+      </w:tr>
+      <w:tr>
+        <w:tc>
+          <w:tcPr>
+            <w:tcW w:w="0" w:type="auto"/>
+          </w:tcPr>
+          <w:p/>
+        </w:tc>
+        <w:tc>
+          <w:tcPr>
+            <w:tcW w:w="0" w:type="auto"/>
+          </w:tcPr>
+          <w:p/>
+        </w:tc>
+      </w:tr>
+      <w:tr>
+        <w:tc>
+          <w:tcPr>
+            <w:tcW w:w="0" w:type="auto"/>
+          </w:tcPr>
+          <w:p/>
+        </w:tc>
+        <w:tc>
+          <w:tcPr>
+            <w:tcW w:w="0" w:type="auto"/>
+          </w:tcPr>
+          <w:p/>
+        </w:tc>
+      </w:tr>
+      <w:tr>
+        <w:tc>
+          <w:tcPr>
+            <w:tcW w:w="0" w:type="auto"/>
+          </w:tcPr>
+          <w:p/>
+        </w:tc>
+        <w:tc>
+          <w:tcPr>
+            <w:tcW w:w="0" w:type="auto"/>
+          </w:tcPr>
+          <w:p/>
+        </w:tc>
+      </w:tr>
+      <w:tr>
+        <w:tc>
+          <w:tcPr>
+            <w:tcW w:w="0" w:type="auto"/>
+          </w:tcPr>
+          <w:p/>
+        </w:tc>
+        <w:tc>
+          <w:tcPr>
+            <w:tcW w:w="0" w:type="auto"/>
+          </w:tcPr>
+          <w:p/>
+        </w:tc>
+      </w:tr>
+      <w:tr>
+        <w:tc>
+          <w:tcPr>
+            <w:tcW w:w="0" w:type="auto"/>
+          </w:tcPr>
+          <w:p/>
+        </w:tc>
+        <w:tc>
+          <w:tcPr>
+            <w:tcW w:w="0" w:type="auto"/>
+          </w:tcPr>
+          <w:p/>
+        </w:tc>
+      </w:tr>
+      <w:tr>
+        <w:tc>
+          <w:tcPr>
+            <w:tcW w:w="0" w:type="auto"/>
+          </w:tcPr>
+          <w:p/>
+        </w:tc>
+        <w:tc>
+          <w:tcPr>
+            <w:tcW w:w="0" w:type="auto"/>
+          </w:tcPr>
+          <w:p/>
+        </w:tc>
+      </w:tr>
+      <w:tr>
+        <w:tc>
+          <w:tcPr>
+            <w:tcW w:w="0" w:type="auto"/>
+          </w:tcPr>
+          <w:p/>
+        </w:tc>
+        <w:tc>
+          <w:tcPr>
+            <w:tcW w:w="0" w:type="auto"/>
+          </w:tcPr>
+          <w:p/>
+        </w:tc>
+      </w:tr>
+      <w:tr>
+        <w:tc>
+          <w:tcPr>
+            <w:tcW w:w="0" w:type="auto"/>
+          </w:tcPr>
+          <w:p/>
+        </w:tc>
+        <w:tc>
+          <w:tcPr>
+            <w:tcW w:w="0" w:type="auto"/>
+          </w:tcPr>
+          <w:p/>
+        </w:tc>
+      </w:tr>
+      <w:tr>
+        <w:tc>
+          <w:tcPr>
+            <w:tcW w:w="0" w:type="auto"/>
+          </w:tcPr>
+          <w:p/>
+        </w:tc>
+        <w:tc>
+          <w:tcPr>
+            <w:tcW w:w="0" w:type="auto"/>
+          </w:tcPr>
+          <w:p/>
+        </w:tc>
+      </w:tr>
+      <w:tr>
+        <w:tc>
+          <w:tcPr>
+            <w:tcW w:w="0" w:type="auto"/>
+          </w:tcPr>
+          <w:p/>
+        </w:tc>
+        <w:tc>
+          <w:tcPr>
+            <w:tcW w:w="0" w:type="auto"/>
+          </w:tcPr>
+          <w:p/>
+        </w:tc>
+      </w:tr>
+      <w:tr>
+        <w:tc>
+          <w:tcPr>
+            <w:tcW w:w="0" w:type="auto"/>
+          </w:tcPr>
+          <w:p/>
+        </w:tc>
+        <w:tc>
+          <w:tcPr>
+            <w:tcW w:w="0" w:type="auto"/>
+          </w:tcPr>
+          <w:p/>
+        </w:tc>
+      </w:tr>
+      <w:tr>
+        <w:tc>
+          <w:tcPr>
+            <w:tcW w:w="0" w:type="auto"/>
+          </w:tcPr>
+          <w:p/>
+        </w:tc>
+        <w:tc>
+          <w:tcPr>
+            <w:tcW w:w="0" w:type="auto"/>
+          </w:tcPr>
+          <w:p/>
+        </w:tc>
+      </w:tr>
+      <w:tr>
+        <w:tc>
+          <w:tcPr>
+            <w:tcW w:w="0" w:type="auto"/>
+          </w:tcPr>
+          <w:p/>
+        </w:tc>
+        <w:tc>
+          <w:tcPr>
+            <w:tcW w:w="0" w:type="auto"/>
+          </w:tcPr>
+          <w:p/>
+        </w:tc>
+      </w:tr>
+      <w:tr>
+        <w:tc>
+          <w:tcPr>
+            <w:tcW w:w="0" w:type="auto"/>
+          </w:tcPr>
+          <w:p/>
+        </w:tc>
+        <w:tc>
+          <w:tcPr>
+            <w:tcW w:w="0" w:type="auto"/>
+          </w:tcPr>
+          <w:p/>
+        </w:tc>
+      </w:tr>
+      <w:tr>
+        <w:tc>
+          <w:tcPr>
+            <w:tcW w:w="0" w:type="auto"/>
+          </w:tcPr>
+          <w:p/>
+        </w:tc>
+        <w:tc>
+          <w:tcPr>
+            <w:tcW w:w="0" w:type="auto"/>
+          </w:tcPr>
+          <w:p/>
+        </w:tc>
+      </w:tr>
+      <w:tr>
+        <w:tc>
+          <w:tcPr>
+            <w:tcW w:w="0" w:type="auto"/>
+          </w:tcPr>
+          <w:p/>
+        </w:tc>
+        <w:tc>
+          <w:tcPr>
+            <w:tcW w:w="0" w:type="auto"/>
+          </w:tcPr>
+          <w:p/>
+        </w:tc>
+      </w:tr>
+      <w:tr>
+        <w:tc>
+          <w:tcPr>
+            <w:tcW w:w="0" w:type="auto"/>
+          </w:tcPr>
+          <w:p/>
+        </w:tc>
+        <w:tc>
+          <w:tcPr>
+            <w:tcW w:w="0" w:type="auto"/>
+          </w:tcPr>
+          <w:p/>
+        </w:tc>
+      </w:tr>
+      <w:tr>
+        <w:tc>
+          <w:tcPr>
+            <w:tcW w:w="0" w:type="auto"/>
+          </w:tcPr>
+          <w:p/>
+        </w:tc>
+        <w:tc>
+          <w:tcPr>
+            <w:tcW w:w="0" w:type="auto"/>
+          </w:tcPr>
+          <w:p/>
+        </w:tc>
+      </w:tr>
+      <w:tr>
+        <w:tc>
+          <w:tcPr>
+            <w:tcW w:w="0" w:type="auto"/>
+          </w:tcPr>
+          <w:p/>
+        </w:tc>
+        <w:tc>
+          <w:tcPr>
+            <w:tcW w:w="0" w:type="auto"/>
+          </w:tcPr>
+          <w:p/>
+        </w:tc>
+      </w:tr>
+      <w:tr>
+        <w:tc>
+          <w:tcPr>
+            <w:tcW w:w="0" w:type="auto"/>
+          </w:tcPr>
+          <w:p/>
+        </w:tc>
+        <w:tc>
+          <w:tcPr>
+            <w:tcW w:w="0" w:type="auto"/>
+          </w:tcPr>
+          <w:p/>
+        </w:tc>
+      </w:tr>
+      <w:tr>
+        <w:tc>
+          <w:tcPr>
+            <w:tcW w:w="0" w:type="auto"/>
+          </w:tcPr>
+          <w:p/>
+        </w:tc>
+        <w:tc>
+          <w:tcPr>
+            <w:tcW w:w="0" w:type="auto"/>
+          </w:tcPr>
+          <w:p/>
+        </w:tc>
+      </w:tr>
+      <w:tr>
+        <w:tc>
+          <w:tcPr>
+            <w:tcW w:w="0" w:type="auto"/>
+          </w:tcPr>
+          <w:p/>
+        </w:tc>
+        <w:tc>
+          <w:tcPr>
+            <w:tcW w:w="0" w:type="auto"/>
+          </w:tcPr>
+          <w:p/>
+        </w:tc>
+      </w:tr>
+      <w:tr>
+        <w:tc>
+          <w:tcPr>
+            <w:tcW w:w="0" w:type="auto"/>
+          </w:tcPr>
+          <w:p/>
+        </w:tc>
+        <w:tc>
+          <w:tcPr>
+            <w:tcW w:w="0" w:type="auto"/>
+          </w:tcPr>
+          <w:p/>
+        </w:tc>
+      </w:tr>
+      <w:tr>
+        <w:tc>
+          <w:tcPr>
+            <w:tcW w:w="0" w:type="auto"/>
+          </w:tcPr>
+          <w:p/>
+        </w:tc>
+        <w:tc>
+          <w:tcPr>
+            <w:tcW w:w="0" w:type="auto"/>
+          </w:tcPr>
+          <w:p/>
+        </w:tc>
+      </w:tr>
+      <w:tr>
+        <w:tc>
+          <w:tcPr>
+            <w:tcW w:w="0" w:type="auto"/>
+          </w:tcPr>
+          <w:p/>
+        </w:tc>
+        <w:tc>
+          <w:tcPr>
+            <w:tcW w:w="0" w:type="auto"/>
+          </w:tcPr>
+          <w:p/>
+        </w:tc>
+      </w:tr>
+      <w:tr>
+        <w:tc>
+          <w:tcPr>
+            <w:tcW w:w="0" w:type="auto"/>
+          </w:tcPr>
+          <w:p/>
+        </w:tc>
+        <w:tc>
+          <w:tcPr>
+            <w:tcW w:w="0" w:type="auto"/>
+          </w:tcPr>
+          <w:p/>
+        </w:tc>
+      </w:tr>
+      <w:tr>
+        <w:tc>
+          <w:tcPr>
+            <w:tcW w:w="0" w:type="auto"/>
+          </w:tcPr>
+          <w:p/>
+        </w:tc>
+        <w:tc>
+          <w:tcPr>
+            <w:tcW w:w="0" w:type="auto"/>
+          </w:tcPr>
+          <w:p/>
+        </w:tc>
+      </w:tr>
+      <w:tr>
+        <w:tc>
+          <w:tcPr>
+            <w:tcW w:w="0" w:type="auto"/>
+          </w:tcPr>
+          <w:p/>
+        </w:tc>
+        <w:tc>
+          <w:tcPr>
+            <w:tcW w:w="0" w:type="auto"/>
+          </w:tcPr>
           <w:p>
             <w:r>
               <w:rPr>
@@ -188,6 +1833,12 @@
           <w:tcPr>
             <w:tcW w:w="0" w:type="auto"/>
           </w:tcPr>
+          <w:p/>
+        </w:tc>
+        <w:tc>
+          <w:tcPr>
+            <w:tcW w:w="0" w:type="auto"/>
+          </w:tcPr>
           <w:p>
             <w:r>
               <w:rPr>
@@ -204,6 +1855,26 @@
           <w:tcPr>
             <w:tcW w:w="0" w:type="auto"/>
           </w:tcPr>
+          <w:p/>
+        </w:tc>
+        <w:tc>
+          <w:tcPr>
+            <w:tcW w:w="0" w:type="auto"/>
+          </w:tcPr>
+          <w:p/>
+        </w:tc>
+      </w:tr>
+      <w:tr>
+        <w:tc>
+          <w:tcPr>
+            <w:tcW w:w="0" w:type="auto"/>
+          </w:tcPr>
+          <w:p/>
+        </w:tc>
+        <w:tc>
+          <w:tcPr>
+            <w:tcW w:w="0" w:type="auto"/>
+          </w:tcPr>
           <w:p>
             <w:r>
               <w:rPr>
@@ -220,6 +1891,12 @@
           <w:tcPr>
             <w:tcW w:w="0" w:type="auto"/>
           </w:tcPr>
+          <w:p/>
+        </w:tc>
+        <w:tc>
+          <w:tcPr>
+            <w:tcW w:w="0" w:type="auto"/>
+          </w:tcPr>
           <w:p>
             <w:r>
               <w:rPr>
@@ -236,6 +1913,12 @@
           <w:tcPr>
             <w:tcW w:w="0" w:type="auto"/>
           </w:tcPr>
+          <w:p/>
+        </w:tc>
+        <w:tc>
+          <w:tcPr>
+            <w:tcW w:w="0" w:type="auto"/>
+          </w:tcPr>
           <w:p>
             <w:r>
               <w:rPr>
@@ -252,6 +1935,12 @@
           <w:tcPr>
             <w:tcW w:w="0" w:type="auto"/>
           </w:tcPr>
+          <w:p/>
+        </w:tc>
+        <w:tc>
+          <w:tcPr>
+            <w:tcW w:w="0" w:type="auto"/>
+          </w:tcPr>
           <w:p>
             <w:r>
               <w:rPr>
@@ -268,6 +1957,12 @@
           <w:tcPr>
             <w:tcW w:w="0" w:type="auto"/>
           </w:tcPr>
+          <w:p/>
+        </w:tc>
+        <w:tc>
+          <w:tcPr>
+            <w:tcW w:w="0" w:type="auto"/>
+          </w:tcPr>
           <w:p>
             <w:r>
               <w:rPr>
@@ -284,6 +1979,12 @@
           <w:tcPr>
             <w:tcW w:w="0" w:type="auto"/>
           </w:tcPr>
+          <w:p/>
+        </w:tc>
+        <w:tc>
+          <w:tcPr>
+            <w:tcW w:w="0" w:type="auto"/>
+          </w:tcPr>
           <w:p>
             <w:r>
               <w:rPr>
@@ -300,6 +2001,110 @@
           <w:tcPr>
             <w:tcW w:w="0" w:type="auto"/>
           </w:tcPr>
+          <w:p/>
+        </w:tc>
+        <w:tc>
+          <w:tcPr>
+            <w:tcW w:w="0" w:type="auto"/>
+          </w:tcPr>
+          <w:p/>
+        </w:tc>
+      </w:tr>
+      <w:tr>
+        <w:tc>
+          <w:tcPr>
+            <w:tcW w:w="0" w:type="auto"/>
+          </w:tcPr>
+          <w:p/>
+        </w:tc>
+        <w:tc>
+          <w:tcPr>
+            <w:tcW w:w="0" w:type="auto"/>
+          </w:tcPr>
+          <w:p/>
+        </w:tc>
+      </w:tr>
+      <w:tr>
+        <w:tc>
+          <w:tcPr>
+            <w:tcW w:w="0" w:type="auto"/>
+          </w:tcPr>
+          <w:p/>
+        </w:tc>
+        <w:tc>
+          <w:tcPr>
+            <w:tcW w:w="0" w:type="auto"/>
+          </w:tcPr>
+          <w:p/>
+        </w:tc>
+      </w:tr>
+      <w:tr>
+        <w:tc>
+          <w:tcPr>
+            <w:tcW w:w="0" w:type="auto"/>
+          </w:tcPr>
+          <w:p/>
+        </w:tc>
+        <w:tc>
+          <w:tcPr>
+            <w:tcW w:w="0" w:type="auto"/>
+          </w:tcPr>
+          <w:p/>
+        </w:tc>
+      </w:tr>
+      <w:tr>
+        <w:tc>
+          <w:tcPr>
+            <w:tcW w:w="0" w:type="auto"/>
+          </w:tcPr>
+          <w:p/>
+        </w:tc>
+        <w:tc>
+          <w:tcPr>
+            <w:tcW w:w="0" w:type="auto"/>
+          </w:tcPr>
+          <w:p/>
+        </w:tc>
+      </w:tr>
+      <w:tr>
+        <w:tc>
+          <w:tcPr>
+            <w:tcW w:w="0" w:type="auto"/>
+          </w:tcPr>
+          <w:p/>
+        </w:tc>
+        <w:tc>
+          <w:tcPr>
+            <w:tcW w:w="0" w:type="auto"/>
+          </w:tcPr>
+          <w:p/>
+        </w:tc>
+      </w:tr>
+      <w:tr>
+        <w:tc>
+          <w:tcPr>
+            <w:tcW w:w="0" w:type="auto"/>
+          </w:tcPr>
+          <w:p/>
+        </w:tc>
+        <w:tc>
+          <w:tcPr>
+            <w:tcW w:w="0" w:type="auto"/>
+          </w:tcPr>
+          <w:p/>
+        </w:tc>
+      </w:tr>
+      <w:tr>
+        <w:tc>
+          <w:tcPr>
+            <w:tcW w:w="0" w:type="auto"/>
+          </w:tcPr>
+          <w:p/>
+        </w:tc>
+        <w:tc>
+          <w:tcPr>
+            <w:tcW w:w="0" w:type="auto"/>
+          </w:tcPr>
           <w:p>
             <w:r>
               <w:rPr>
@@ -316,6 +2121,12 @@
           <w:tcPr>
             <w:tcW w:w="0" w:type="auto"/>
           </w:tcPr>
+          <w:p/>
+        </w:tc>
+        <w:tc>
+          <w:tcPr>
+            <w:tcW w:w="0" w:type="auto"/>
+          </w:tcPr>
           <w:p>
             <w:r>
               <w:rPr>
@@ -332,6 +2143,26 @@
           <w:tcPr>
             <w:tcW w:w="0" w:type="auto"/>
           </w:tcPr>
+          <w:p/>
+        </w:tc>
+        <w:tc>
+          <w:tcPr>
+            <w:tcW w:w="0" w:type="auto"/>
+          </w:tcPr>
+          <w:p/>
+        </w:tc>
+      </w:tr>
+      <w:tr>
+        <w:tc>
+          <w:tcPr>
+            <w:tcW w:w="0" w:type="auto"/>
+          </w:tcPr>
+          <w:p/>
+        </w:tc>
+        <w:tc>
+          <w:tcPr>
+            <w:tcW w:w="0" w:type="auto"/>
+          </w:tcPr>
           <w:p>
             <w:r>
               <w:rPr>
@@ -344,6 +2175,12 @@
         </w:tc>
       </w:tr>
       <w:tr>
+        <w:tc>
+          <w:tcPr>
+            <w:tcW w:w="0" w:type="auto"/>
+          </w:tcPr>
+          <w:p/>
+        </w:tc>
         <w:tc>
           <w:tcPr>
             <w:tcW w:w="0" w:type="auto"/>
@@ -1093,6 +2930,44 @@
           <w:tcPr>
             <w:tcW w:w="0" w:type="auto"/>
           </w:tcPr>
+          <w:p/>
+        </w:tc>
+        <w:tc>
+          <w:tcPr>
+            <w:tcW w:w="0" w:type="auto"/>
+          </w:tcPr>
+          <w:p/>
+        </w:tc>
+        <w:tc>
+          <w:tcPr>
+            <w:tcW w:w="0" w:type="auto"/>
+          </w:tcPr>
+          <w:p/>
+        </w:tc>
+        <w:tc>
+          <w:tcPr>
+            <w:tcW w:w="0" w:type="auto"/>
+          </w:tcPr>
+          <w:p/>
+        </w:tc>
+        <w:tc>
+          <w:tcPr>
+            <w:tcW w:w="0" w:type="auto"/>
+          </w:tcPr>
+          <w:p/>
+        </w:tc>
+        <w:tc>
+          <w:tcPr>
+            <w:tcW w:w="0" w:type="auto"/>
+          </w:tcPr>
+          <w:p/>
+        </w:tc>
+      </w:tr>
+      <w:tr>
+        <w:tc>
+          <w:tcPr>
+            <w:tcW w:w="0" w:type="auto"/>
+          </w:tcPr>
           <w:p>
             <w:r>
               <w:rPr>
@@ -1712,6 +3587,32 @@
           <w:tcPr>
             <w:tcW w:w="0" w:type="auto"/>
           </w:tcPr>
+          <w:p/>
+        </w:tc>
+        <w:tc>
+          <w:tcPr>
+            <w:tcW w:w="0" w:type="auto"/>
+          </w:tcPr>
+          <w:p/>
+        </w:tc>
+        <w:tc>
+          <w:tcPr>
+            <w:tcW w:w="0" w:type="auto"/>
+          </w:tcPr>
+          <w:p/>
+        </w:tc>
+        <w:tc>
+          <w:tcPr>
+            <w:tcW w:w="0" w:type="auto"/>
+          </w:tcPr>
+          <w:p/>
+        </w:tc>
+      </w:tr>
+      <w:tr>
+        <w:tc>
+          <w:tcPr>
+            <w:tcW w:w="0" w:type="auto"/>
+          </w:tcPr>
           <w:p>
             <w:r>
               <w:rPr>
@@ -2212,6 +4113,58 @@
           <w:tcPr>
             <w:tcW w:w="0" w:type="auto"/>
           </w:tcPr>
+          <w:p/>
+        </w:tc>
+        <w:tc>
+          <w:tcPr>
+            <w:tcW w:w="0" w:type="auto"/>
+          </w:tcPr>
+          <w:p/>
+        </w:tc>
+        <w:tc>
+          <w:tcPr>
+            <w:tcW w:w="0" w:type="auto"/>
+          </w:tcPr>
+          <w:p/>
+        </w:tc>
+        <w:tc>
+          <w:tcPr>
+            <w:tcW w:w="0" w:type="auto"/>
+          </w:tcPr>
+          <w:p/>
+        </w:tc>
+      </w:tr>
+      <w:tr>
+        <w:tc>
+          <w:tcPr>
+            <w:tcW w:w="0" w:type="auto"/>
+          </w:tcPr>
+          <w:p/>
+        </w:tc>
+        <w:tc>
+          <w:tcPr>
+            <w:tcW w:w="0" w:type="auto"/>
+          </w:tcPr>
+          <w:p/>
+        </w:tc>
+        <w:tc>
+          <w:tcPr>
+            <w:tcW w:w="0" w:type="auto"/>
+          </w:tcPr>
+          <w:p/>
+        </w:tc>
+        <w:tc>
+          <w:tcPr>
+            <w:tcW w:w="0" w:type="auto"/>
+          </w:tcPr>
+          <w:p/>
+        </w:tc>
+      </w:tr>
+      <w:tr>
+        <w:tc>
+          <w:tcPr>
+            <w:tcW w:w="0" w:type="auto"/>
+          </w:tcPr>
           <w:p>
             <w:r>
               <w:rPr>
@@ -2238,6 +4191,84 @@
           <w:tcPr>
             <w:tcW w:w="0" w:type="auto"/>
           </w:tcPr>
+          <w:p/>
+        </w:tc>
+        <w:tc>
+          <w:tcPr>
+            <w:tcW w:w="0" w:type="auto"/>
+          </w:tcPr>
+          <w:p/>
+        </w:tc>
+        <w:tc>
+          <w:tcPr>
+            <w:tcW w:w="0" w:type="auto"/>
+          </w:tcPr>
+          <w:p/>
+        </w:tc>
+        <w:tc>
+          <w:tcPr>
+            <w:tcW w:w="0" w:type="auto"/>
+          </w:tcPr>
+          <w:p/>
+        </w:tc>
+      </w:tr>
+      <w:tr>
+        <w:tc>
+          <w:tcPr>
+            <w:tcW w:w="0" w:type="auto"/>
+          </w:tcPr>
+          <w:p/>
+        </w:tc>
+        <w:tc>
+          <w:tcPr>
+            <w:tcW w:w="0" w:type="auto"/>
+          </w:tcPr>
+          <w:p/>
+        </w:tc>
+        <w:tc>
+          <w:tcPr>
+            <w:tcW w:w="0" w:type="auto"/>
+          </w:tcPr>
+          <w:p/>
+        </w:tc>
+        <w:tc>
+          <w:tcPr>
+            <w:tcW w:w="0" w:type="auto"/>
+          </w:tcPr>
+          <w:p/>
+        </w:tc>
+      </w:tr>
+      <w:tr>
+        <w:tc>
+          <w:tcPr>
+            <w:tcW w:w="0" w:type="auto"/>
+          </w:tcPr>
+          <w:p/>
+        </w:tc>
+        <w:tc>
+          <w:tcPr>
+            <w:tcW w:w="0" w:type="auto"/>
+          </w:tcPr>
+          <w:p/>
+        </w:tc>
+        <w:tc>
+          <w:tcPr>
+            <w:tcW w:w="0" w:type="auto"/>
+          </w:tcPr>
+          <w:p/>
+        </w:tc>
+        <w:tc>
+          <w:tcPr>
+            <w:tcW w:w="0" w:type="auto"/>
+          </w:tcPr>
+          <w:p/>
+        </w:tc>
+      </w:tr>
+      <w:tr>
+        <w:tc>
+          <w:tcPr>
+            <w:tcW w:w="0" w:type="auto"/>
+          </w:tcPr>
           <w:p>
             <w:r>
               <w:rPr>
@@ -2255,6 +4286,32 @@
           <w:tcPr>
             <w:tcW w:w="0" w:type="auto"/>
           </w:tcPr>
+          <w:p/>
+        </w:tc>
+        <w:tc>
+          <w:tcPr>
+            <w:tcW w:w="0" w:type="auto"/>
+          </w:tcPr>
+          <w:p/>
+        </w:tc>
+        <w:tc>
+          <w:tcPr>
+            <w:tcW w:w="0" w:type="auto"/>
+          </w:tcPr>
+          <w:p/>
+        </w:tc>
+        <w:tc>
+          <w:tcPr>
+            <w:tcW w:w="0" w:type="auto"/>
+          </w:tcPr>
+          <w:p/>
+        </w:tc>
+      </w:tr>
+      <w:tr>
+        <w:tc>
+          <w:tcPr>
+            <w:tcW w:w="0" w:type="auto"/>
+          </w:tcPr>
           <w:p>
             <w:r>
               <w:rPr>
@@ -2311,6 +4368,12 @@
         </w:tc>
       </w:tr>
       <w:tr>
+        <w:tc>
+          <w:tcPr>
+            <w:tcW w:w="0" w:type="auto"/>
+          </w:tcPr>
+          <w:p/>
+        </w:tc>
         <w:tc>
           <w:tcPr>
             <w:tcW w:w="0" w:type="auto"/>
@@ -2401,6 +4464,86 @@
           <w:tcPr>
             <w:tcW w:w="0" w:type="auto"/>
           </w:tcPr>
+          <w:p/>
+        </w:tc>
+        <w:tc>
+          <w:tcPr>
+            <w:tcW w:w="0" w:type="auto"/>
+          </w:tcPr>
+          <w:p/>
+        </w:tc>
+        <w:tc>
+          <w:tcPr>
+            <w:tcW w:w="0" w:type="auto"/>
+          </w:tcPr>
+          <w:p/>
+        </w:tc>
+        <w:tc>
+          <w:tcPr>
+            <w:tcW w:w="0" w:type="auto"/>
+          </w:tcPr>
+          <w:p/>
+        </w:tc>
+        <w:tc>
+          <w:tcPr>
+            <w:tcW w:w="0" w:type="auto"/>
+          </w:tcPr>
+          <w:p/>
+        </w:tc>
+        <w:tc>
+          <w:tcPr>
+            <w:tcW w:w="0" w:type="auto"/>
+          </w:tcPr>
+          <w:p/>
+        </w:tc>
+        <w:tc>
+          <w:tcPr>
+            <w:tcW w:w="0" w:type="auto"/>
+          </w:tcPr>
+          <w:p/>
+        </w:tc>
+        <w:tc>
+          <w:tcPr>
+            <w:tcW w:w="0" w:type="auto"/>
+          </w:tcPr>
+          <w:p/>
+        </w:tc>
+        <w:tc>
+          <w:tcPr>
+            <w:tcW w:w="0" w:type="auto"/>
+          </w:tcPr>
+          <w:p/>
+        </w:tc>
+        <w:tc>
+          <w:tcPr>
+            <w:tcW w:w="0" w:type="auto"/>
+          </w:tcPr>
+          <w:p/>
+        </w:tc>
+        <w:tc>
+          <w:tcPr>
+            <w:tcW w:w="0" w:type="auto"/>
+          </w:tcPr>
+          <w:p/>
+        </w:tc>
+        <w:tc>
+          <w:tcPr>
+            <w:tcW w:w="0" w:type="auto"/>
+          </w:tcPr>
+          <w:p/>
+        </w:tc>
+        <w:tc>
+          <w:tcPr>
+            <w:tcW w:w="0" w:type="auto"/>
+          </w:tcPr>
+          <w:p/>
+        </w:tc>
+      </w:tr>
+      <w:tr>
+        <w:tc>
+          <w:tcPr>
+            <w:tcW w:w="0" w:type="auto"/>
+          </w:tcPr>
           <w:p>
             <w:r>
               <w:rPr>
@@ -4828,6 +6971,14 @@
           <w:tcPr>
             <w:tcW w:w="0" w:type="auto"/>
           </w:tcPr>
+          <w:p/>
+        </w:tc>
+      </w:tr>
+      <w:tr>
+        <w:tc>
+          <w:tcPr>
+            <w:tcW w:w="0" w:type="auto"/>
+          </w:tcPr>
           <w:p>
             <w:r>
               <w:rPr>
@@ -5096,6 +7247,190 @@
               <w:t xml:space="preserve">Centered images like this are useful for large pictures that should be a focus of attention.  </w:t>
             </w:r>
           </w:p>
+        </w:tc>
+      </w:tr>
+      <w:tr>
+        <w:tc>
+          <w:tcPr>
+            <w:tcW w:w="0" w:type="auto"/>
+          </w:tcPr>
+          <w:p/>
+        </w:tc>
+      </w:tr>
+      <w:tr>
+        <w:tc>
+          <w:tcPr>
+            <w:tcW w:w="0" w:type="auto"/>
+          </w:tcPr>
+          <w:p/>
+        </w:tc>
+      </w:tr>
+      <w:tr>
+        <w:tc>
+          <w:tcPr>
+            <w:tcW w:w="0" w:type="auto"/>
+          </w:tcPr>
+          <w:p/>
+        </w:tc>
+      </w:tr>
+      <w:tr>
+        <w:tc>
+          <w:tcPr>
+            <w:tcW w:w="0" w:type="auto"/>
+          </w:tcPr>
+          <w:p/>
+        </w:tc>
+      </w:tr>
+      <w:tr>
+        <w:tc>
+          <w:tcPr>
+            <w:tcW w:w="0" w:type="auto"/>
+          </w:tcPr>
+          <w:p/>
+        </w:tc>
+      </w:tr>
+      <w:tr>
+        <w:tc>
+          <w:tcPr>
+            <w:tcW w:w="0" w:type="auto"/>
+          </w:tcPr>
+          <w:p/>
+        </w:tc>
+      </w:tr>
+      <w:tr>
+        <w:tc>
+          <w:tcPr>
+            <w:tcW w:w="0" w:type="auto"/>
+          </w:tcPr>
+          <w:p/>
+        </w:tc>
+      </w:tr>
+      <w:tr>
+        <w:tc>
+          <w:tcPr>
+            <w:tcW w:w="0" w:type="auto"/>
+          </w:tcPr>
+          <w:p/>
+        </w:tc>
+      </w:tr>
+      <w:tr>
+        <w:tc>
+          <w:tcPr>
+            <w:tcW w:w="0" w:type="auto"/>
+          </w:tcPr>
+          <w:p/>
+        </w:tc>
+      </w:tr>
+      <w:tr>
+        <w:tc>
+          <w:tcPr>
+            <w:tcW w:w="0" w:type="auto"/>
+          </w:tcPr>
+          <w:p/>
+        </w:tc>
+      </w:tr>
+      <w:tr>
+        <w:tc>
+          <w:tcPr>
+            <w:tcW w:w="0" w:type="auto"/>
+          </w:tcPr>
+          <w:p/>
+        </w:tc>
+      </w:tr>
+      <w:tr>
+        <w:tc>
+          <w:tcPr>
+            <w:tcW w:w="0" w:type="auto"/>
+          </w:tcPr>
+          <w:p/>
+        </w:tc>
+      </w:tr>
+      <w:tr>
+        <w:tc>
+          <w:tcPr>
+            <w:tcW w:w="0" w:type="auto"/>
+          </w:tcPr>
+          <w:p/>
+        </w:tc>
+      </w:tr>
+      <w:tr>
+        <w:tc>
+          <w:tcPr>
+            <w:tcW w:w="0" w:type="auto"/>
+          </w:tcPr>
+          <w:p/>
+        </w:tc>
+      </w:tr>
+      <w:tr>
+        <w:tc>
+          <w:tcPr>
+            <w:tcW w:w="0" w:type="auto"/>
+          </w:tcPr>
+          <w:p/>
+        </w:tc>
+      </w:tr>
+      <w:tr>
+        <w:tc>
+          <w:tcPr>
+            <w:tcW w:w="0" w:type="auto"/>
+          </w:tcPr>
+          <w:p/>
+        </w:tc>
+      </w:tr>
+      <w:tr>
+        <w:tc>
+          <w:tcPr>
+            <w:tcW w:w="0" w:type="auto"/>
+          </w:tcPr>
+          <w:p/>
+        </w:tc>
+      </w:tr>
+      <w:tr>
+        <w:tc>
+          <w:tcPr>
+            <w:tcW w:w="0" w:type="auto"/>
+          </w:tcPr>
+          <w:p/>
+        </w:tc>
+      </w:tr>
+      <w:tr>
+        <w:tc>
+          <w:tcPr>
+            <w:tcW w:w="0" w:type="auto"/>
+          </w:tcPr>
+          <w:p/>
+        </w:tc>
+      </w:tr>
+      <w:tr>
+        <w:tc>
+          <w:tcPr>
+            <w:tcW w:w="0" w:type="auto"/>
+          </w:tcPr>
+          <w:p/>
+        </w:tc>
+      </w:tr>
+      <w:tr>
+        <w:tc>
+          <w:tcPr>
+            <w:tcW w:w="0" w:type="auto"/>
+          </w:tcPr>
+          <w:p/>
+        </w:tc>
+      </w:tr>
+      <w:tr>
+        <w:tc>
+          <w:tcPr>
+            <w:tcW w:w="0" w:type="auto"/>
+          </w:tcPr>
+          <w:p/>
+        </w:tc>
+      </w:tr>
+      <w:tr>
+        <w:tc>
+          <w:tcPr>
+            <w:tcW w:w="0" w:type="auto"/>
+          </w:tcPr>
+          <w:p/>
         </w:tc>
       </w:tr>
       <w:tr>
@@ -5809,10 +8144,12 @@
         </w:tblBorders>
       </w:tblPr>
       <w:tblGrid>
-        <w:gridCol w:w="2256"/>
-        <w:gridCol w:w="2256"/>
-        <w:gridCol w:w="2256"/>
-        <w:gridCol w:w="2256"/>
+        <w:gridCol w:w="1504"/>
+        <w:gridCol w:w="1504"/>
+        <w:gridCol w:w="1504"/>
+        <w:gridCol w:w="1504"/>
+        <w:gridCol w:w="1504"/>
+        <w:gridCol w:w="1504"/>
       </w:tblGrid>
       <w:tr>
         <w:trPr>
@@ -5840,6 +8177,18 @@
           <w:tcPr>
             <w:tcW w:w="0" w:type="auto"/>
           </w:tcPr>
+          <w:p/>
+        </w:tc>
+        <w:tc>
+          <w:tcPr>
+            <w:tcW w:w="0" w:type="auto"/>
+          </w:tcPr>
+          <w:p/>
+        </w:tc>
+        <w:tc>
+          <w:tcPr>
+            <w:tcW w:w="0" w:type="auto"/>
+          </w:tcPr>
           <w:p>
             <w:r>
               <w:rPr>
@@ -5902,6 +8251,18 @@
           <w:tcPr>
             <w:tcW w:w="0" w:type="auto"/>
           </w:tcPr>
+          <w:p/>
+        </w:tc>
+        <w:tc>
+          <w:tcPr>
+            <w:tcW w:w="0" w:type="auto"/>
+          </w:tcPr>
+          <w:p/>
+        </w:tc>
+        <w:tc>
+          <w:tcPr>
+            <w:tcW w:w="0" w:type="auto"/>
+          </w:tcPr>
           <w:p>
             <w:r>
               <w:rPr>
@@ -5964,6 +8325,18 @@
           <w:tcPr>
             <w:tcW w:w="0" w:type="auto"/>
           </w:tcPr>
+          <w:p/>
+        </w:tc>
+        <w:tc>
+          <w:tcPr>
+            <w:tcW w:w="0" w:type="auto"/>
+          </w:tcPr>
+          <w:p/>
+        </w:tc>
+        <w:tc>
+          <w:tcPr>
+            <w:tcW w:w="0" w:type="auto"/>
+          </w:tcPr>
           <w:p>
             <w:r>
               <w:rPr>
@@ -6026,6 +8399,18 @@
           <w:tcPr>
             <w:tcW w:w="0" w:type="auto"/>
           </w:tcPr>
+          <w:p/>
+        </w:tc>
+        <w:tc>
+          <w:tcPr>
+            <w:tcW w:w="0" w:type="auto"/>
+          </w:tcPr>
+          <w:p/>
+        </w:tc>
+        <w:tc>
+          <w:tcPr>
+            <w:tcW w:w="0" w:type="auto"/>
+          </w:tcPr>
           <w:p>
             <w:r>
               <w:rPr>
@@ -6084,6 +8469,18 @@
         </w:tc>
       </w:tr>
       <w:tr>
+        <w:tc>
+          <w:tcPr>
+            <w:tcW w:w="0" w:type="auto"/>
+          </w:tcPr>
+          <w:p/>
+        </w:tc>
+        <w:tc>
+          <w:tcPr>
+            <w:tcW w:w="0" w:type="auto"/>
+          </w:tcPr>
+          <w:p/>
+        </w:tc>
         <w:tc>
           <w:tcPr>
             <w:tcW w:w="0" w:type="auto"/>

--- a/test/generator/baseline/gen.xlsx.to.docx.docx
+++ b/test/generator/baseline/gen.xlsx.to.docx.docx
@@ -7472,6 +7472,41 @@
       </w:tr>
     </w:tbl>
     <w:p>
+      <w:r>
+        <w:drawing>
+          <wp:inline distT="0" distB="0" distL="0" distR="0">
+            <wp:extent cx="5731510" cy="5731510"/>
+            <wp:docPr id="1" name="image1" descr="165 Inspirational Quotes To Keep You Motivated In Life"/>
+            <a:graphic xmlns:a="http://schemas.openxmlformats.org/drawingml/2006/main">
+              <a:graphicData uri="http://schemas.openxmlformats.org/drawingml/2006/picture">
+                <pic:pic xmlns:pic="http://schemas.openxmlformats.org/drawingml/2006/picture">
+                  <pic:nvPicPr>
+                    <pic:cNvPr id="1" name="image1"/>
+                    <pic:cNvPicPr/>
+                  </pic:nvPicPr>
+                  <pic:blipFill>
+                    <a:blip r:embed="rId1"/>
+                    <a:stretch>
+                      <a:fillRect/>
+                    </a:stretch>
+                  </pic:blipFill>
+                  <pic:spPr>
+                    <a:xfrm>
+                      <a:off x="0" y="0"/>
+                      <a:ext cx="5731510" cy="5731510"/>
+                    </a:xfrm>
+                    <a:prstGeom prst="rect">
+                      <a:avLst/>
+                    </a:prstGeom>
+                  </pic:spPr>
+                </pic:pic>
+              </a:graphicData>
+            </a:graphic>
+          </wp:inline>
+        </w:drawing>
+      </w:r>
+    </w:p>
+    <w:p>
       <w:pPr>
         <w:pStyle w:val="Heading2"/>
       </w:pPr>
@@ -8537,6 +8572,232 @@
                 <w:color w:val="000000"/>
                 <w:sz w:val="22"/>
               </w:rPr>
+              <w:t xml:space="preserve">5</w:t>
+            </w:r>
+          </w:p>
+        </w:tc>
+      </w:tr>
+    </w:tbl>
+    <w:tbl>
+      <w:tblPr>
+        <w:tblStyle w:val="TableGrid"/>
+        <w:tblW w:w="0" w:type="auto"/>
+        <w:tblBorders>
+          <w:top w:val="single" w:sz="4" w:space="0" w:color="auto"/>
+          <w:left w:val="single" w:sz="4" w:space="0" w:color="auto"/>
+          <w:bottom w:val="single" w:sz="4" w:space="0" w:color="auto"/>
+          <w:right w:val="single" w:sz="4" w:space="0" w:color="auto"/>
+          <w:insideH w:val="single" w:sz="4" w:space="0" w:color="auto"/>
+          <w:insideV w:val="single" w:sz="4" w:space="0" w:color="auto"/>
+        </w:tblBorders>
+      </w:tblPr>
+      <w:tblGrid>
+        <w:gridCol w:w="2256"/>
+        <w:gridCol w:w="2256"/>
+        <w:gridCol w:w="2256"/>
+        <w:gridCol w:w="2256"/>
+      </w:tblGrid>
+      <w:tr>
+        <w:tc>
+          <w:tcPr>
+            <w:tcW w:w="0" w:type="auto"/>
+          </w:tcPr>
+          <w:p/>
+        </w:tc>
+        <w:tc>
+          <w:tcPr>
+            <w:tcW w:w="0" w:type="auto"/>
+          </w:tcPr>
+          <w:p>
+            <w:r>
+              <w:t xml:space="preserve">Series 1</w:t>
+            </w:r>
+          </w:p>
+        </w:tc>
+        <w:tc>
+          <w:tcPr>
+            <w:tcW w:w="0" w:type="auto"/>
+          </w:tcPr>
+          <w:p>
+            <w:r>
+              <w:t xml:space="preserve">Series 2</w:t>
+            </w:r>
+          </w:p>
+        </w:tc>
+        <w:tc>
+          <w:tcPr>
+            <w:tcW w:w="0" w:type="auto"/>
+          </w:tcPr>
+          <w:p>
+            <w:r>
+              <w:t xml:space="preserve">Series 3</w:t>
+            </w:r>
+          </w:p>
+        </w:tc>
+      </w:tr>
+      <w:tr>
+        <w:tc>
+          <w:tcPr>
+            <w:tcW w:w="0" w:type="auto"/>
+          </w:tcPr>
+          <w:p>
+            <w:r>
+              <w:t xml:space="preserve">Category 1</w:t>
+            </w:r>
+          </w:p>
+        </w:tc>
+        <w:tc>
+          <w:tcPr>
+            <w:tcW w:w="0" w:type="auto"/>
+          </w:tcPr>
+          <w:p>
+            <w:r>
+              <w:t xml:space="preserve">4.3</w:t>
+            </w:r>
+          </w:p>
+        </w:tc>
+        <w:tc>
+          <w:tcPr>
+            <w:tcW w:w="0" w:type="auto"/>
+          </w:tcPr>
+          <w:p>
+            <w:r>
+              <w:t xml:space="preserve">2.4</w:t>
+            </w:r>
+          </w:p>
+        </w:tc>
+        <w:tc>
+          <w:tcPr>
+            <w:tcW w:w="0" w:type="auto"/>
+          </w:tcPr>
+          <w:p>
+            <w:r>
+              <w:t xml:space="preserve">2</w:t>
+            </w:r>
+          </w:p>
+        </w:tc>
+      </w:tr>
+      <w:tr>
+        <w:tc>
+          <w:tcPr>
+            <w:tcW w:w="0" w:type="auto"/>
+          </w:tcPr>
+          <w:p>
+            <w:r>
+              <w:t xml:space="preserve">Category 2</w:t>
+            </w:r>
+          </w:p>
+        </w:tc>
+        <w:tc>
+          <w:tcPr>
+            <w:tcW w:w="0" w:type="auto"/>
+          </w:tcPr>
+          <w:p>
+            <w:r>
+              <w:t xml:space="preserve">2.5</w:t>
+            </w:r>
+          </w:p>
+        </w:tc>
+        <w:tc>
+          <w:tcPr>
+            <w:tcW w:w="0" w:type="auto"/>
+          </w:tcPr>
+          <w:p>
+            <w:r>
+              <w:t xml:space="preserve">4.4000000000000004</w:t>
+            </w:r>
+          </w:p>
+        </w:tc>
+        <w:tc>
+          <w:tcPr>
+            <w:tcW w:w="0" w:type="auto"/>
+          </w:tcPr>
+          <w:p>
+            <w:r>
+              <w:t xml:space="preserve">2</w:t>
+            </w:r>
+          </w:p>
+        </w:tc>
+      </w:tr>
+      <w:tr>
+        <w:tc>
+          <w:tcPr>
+            <w:tcW w:w="0" w:type="auto"/>
+          </w:tcPr>
+          <w:p>
+            <w:r>
+              <w:t xml:space="preserve">Category 3</w:t>
+            </w:r>
+          </w:p>
+        </w:tc>
+        <w:tc>
+          <w:tcPr>
+            <w:tcW w:w="0" w:type="auto"/>
+          </w:tcPr>
+          <w:p>
+            <w:r>
+              <w:t xml:space="preserve">3.5</w:t>
+            </w:r>
+          </w:p>
+        </w:tc>
+        <w:tc>
+          <w:tcPr>
+            <w:tcW w:w="0" w:type="auto"/>
+          </w:tcPr>
+          <w:p>
+            <w:r>
+              <w:t xml:space="preserve">1.8</w:t>
+            </w:r>
+          </w:p>
+        </w:tc>
+        <w:tc>
+          <w:tcPr>
+            <w:tcW w:w="0" w:type="auto"/>
+          </w:tcPr>
+          <w:p>
+            <w:r>
+              <w:t xml:space="preserve">3</w:t>
+            </w:r>
+          </w:p>
+        </w:tc>
+      </w:tr>
+      <w:tr>
+        <w:tc>
+          <w:tcPr>
+            <w:tcW w:w="0" w:type="auto"/>
+          </w:tcPr>
+          <w:p>
+            <w:r>
+              <w:t xml:space="preserve">Category 4</w:t>
+            </w:r>
+          </w:p>
+        </w:tc>
+        <w:tc>
+          <w:tcPr>
+            <w:tcW w:w="0" w:type="auto"/>
+          </w:tcPr>
+          <w:p>
+            <w:r>
+              <w:t xml:space="preserve">4.5</w:t>
+            </w:r>
+          </w:p>
+        </w:tc>
+        <w:tc>
+          <w:tcPr>
+            <w:tcW w:w="0" w:type="auto"/>
+          </w:tcPr>
+          <w:p>
+            <w:r>
+              <w:t xml:space="preserve">2.8</w:t>
+            </w:r>
+          </w:p>
+        </w:tc>
+        <w:tc>
+          <w:tcPr>
+            <w:tcW w:w="0" w:type="auto"/>
+          </w:tcPr>
+          <w:p>
+            <w:r>
               <w:t xml:space="preserve">5</w:t>
             </w:r>
           </w:p>
